--- a/D/Literaturgeschichte der deutschen Sprache.docx
+++ b/D/Literaturgeschichte der deutschen Sprache.docx
@@ -348,43 +348,7 @@
         <w:rPr>
           <w:lang w:val="de-AT"/>
         </w:rPr>
-        <w:t xml:space="preserve"> </w:t>
-      </w:r>
-      <w:r>
-        <w:rPr>
-          <w:lang w:val="de-AT"/>
-        </w:rPr>
-        <w:t>Kunstwerke</w:t>
-      </w:r>
-      <w:r>
-        <w:rPr>
-          <w:lang w:val="de-AT"/>
-        </w:rPr>
-        <w:t xml:space="preserve"> und deren Autoinnen und </w:t>
-      </w:r>
-      <w:r>
-        <w:rPr>
-          <w:lang w:val="de-AT"/>
-        </w:rPr>
-        <w:t>Autoren</w:t>
-      </w:r>
-      <w:r>
-        <w:rPr>
-          <w:lang w:val="de-AT"/>
-        </w:rPr>
-        <w:t xml:space="preserve"> in einen Historischen </w:t>
-      </w:r>
-      <w:r>
-        <w:rPr>
-          <w:lang w:val="de-AT"/>
-        </w:rPr>
-        <w:t>Umfeld</w:t>
-      </w:r>
-      <w:r>
-        <w:rPr>
-          <w:lang w:val="de-AT"/>
-        </w:rPr>
-        <w:t xml:space="preserve"> dar.</w:t>
+        <w:t xml:space="preserve"> Kunstwerke und deren Autoinnen und Autoren in einen Historischen Umfeld dar.</w:t>
       </w:r>
     </w:p>
     <w:p>
@@ -414,43 +378,7 @@
         <w:rPr>
           <w:lang w:val="de-AT"/>
         </w:rPr>
-        <w:t xml:space="preserve"> (meist in </w:t>
-      </w:r>
-      <w:r>
-        <w:rPr>
-          <w:lang w:val="de-AT"/>
-        </w:rPr>
-        <w:t>chronologischer</w:t>
-      </w:r>
-      <w:r>
-        <w:rPr>
-          <w:lang w:val="de-AT"/>
-        </w:rPr>
-        <w:t xml:space="preserve"> </w:t>
-      </w:r>
-      <w:r>
-        <w:rPr>
-          <w:lang w:val="de-AT"/>
-        </w:rPr>
-        <w:t>Abfolge</w:t>
-      </w:r>
-      <w:r>
-        <w:rPr>
-          <w:lang w:val="de-AT"/>
-        </w:rPr>
-        <w:t xml:space="preserve">) </w:t>
-      </w:r>
-      <w:r>
-        <w:rPr>
-          <w:lang w:val="de-AT"/>
-        </w:rPr>
-        <w:t>literarische</w:t>
-      </w:r>
-      <w:r>
-        <w:rPr>
-          <w:lang w:val="de-AT"/>
-        </w:rPr>
-        <w:t xml:space="preserve"> Epochen sowie deren gesellschaftlichen und politischen Hintergrund.</w:t>
+        <w:t xml:space="preserve"> (meist in chronologischer Abfolge) literarische Epochen sowie deren gesellschaftlichen und politischen Hintergrund.</w:t>
       </w:r>
     </w:p>
     <w:p>
@@ -1452,19 +1380,295 @@
           <w:lang w:val="de-AT"/>
         </w:rPr>
       </w:pPr>
+      <w:r>
+        <w:rPr>
+          <w:lang w:val="de-AT"/>
+        </w:rPr>
+        <w:t>Germanische</w:t>
+      </w:r>
+      <w:r>
+        <w:rPr>
+          <w:lang w:val="de-AT"/>
+        </w:rPr>
+        <w:t xml:space="preserve"> Literatur</w:t>
+      </w:r>
+      <w:r>
+        <w:rPr>
+          <w:lang w:val="de-AT"/>
+        </w:rPr>
+        <w:t>:</w:t>
+      </w:r>
+    </w:p>
+    <w:p>
+      <w:pPr>
+        <w:pStyle w:val="ListParagraph"/>
+        <w:numPr>
+          <w:ilvl w:val="0"/>
+          <w:numId w:val="1"/>
+        </w:numPr>
+        <w:spacing w:line="240" w:lineRule="auto"/>
+        <w:rPr>
+          <w:lang w:val="de-AT"/>
+        </w:rPr>
+      </w:pPr>
+      <w:r>
+        <w:rPr>
+          <w:b/>
+          <w:bCs/>
+          <w:lang w:val="de-AT"/>
+        </w:rPr>
+        <w:t>Ritualdichtung</w:t>
+      </w:r>
+      <w:r>
+        <w:rPr>
+          <w:lang w:val="de-AT"/>
+        </w:rPr>
+        <w:t xml:space="preserve">: </w:t>
+      </w:r>
+      <w:r>
+        <w:rPr>
+          <w:lang w:val="de-AT"/>
+        </w:rPr>
+        <w:t>Zaubersprüche</w:t>
+      </w:r>
+      <w:r>
+        <w:rPr>
+          <w:lang w:val="de-AT"/>
+        </w:rPr>
+        <w:t xml:space="preserve"> und </w:t>
+      </w:r>
+      <w:r>
+        <w:rPr>
+          <w:lang w:val="de-AT"/>
+        </w:rPr>
+        <w:t>Eidesformeln</w:t>
+      </w:r>
+    </w:p>
+    <w:p>
+      <w:pPr>
+        <w:pStyle w:val="ListParagraph"/>
+        <w:numPr>
+          <w:ilvl w:val="0"/>
+          <w:numId w:val="1"/>
+        </w:numPr>
+        <w:spacing w:line="240" w:lineRule="auto"/>
+        <w:rPr>
+          <w:lang w:val="de-AT"/>
+        </w:rPr>
+      </w:pPr>
+      <w:r>
+        <w:rPr>
+          <w:b/>
+          <w:bCs/>
+          <w:lang w:val="de-AT"/>
+        </w:rPr>
+        <w:t>Mythen</w:t>
+      </w:r>
+      <w:r>
+        <w:rPr>
+          <w:lang w:val="de-AT"/>
+        </w:rPr>
+        <w:t xml:space="preserve"> und </w:t>
+      </w:r>
+      <w:r>
+        <w:rPr>
+          <w:lang w:val="de-AT"/>
+        </w:rPr>
+        <w:t>Märchen</w:t>
+      </w:r>
+    </w:p>
+    <w:p>
+      <w:pPr>
+        <w:pStyle w:val="ListParagraph"/>
+        <w:numPr>
+          <w:ilvl w:val="0"/>
+          <w:numId w:val="1"/>
+        </w:numPr>
+        <w:spacing w:line="240" w:lineRule="auto"/>
+        <w:rPr>
+          <w:b/>
+          <w:bCs/>
+          <w:lang w:val="de-AT"/>
+        </w:rPr>
+      </w:pPr>
+      <w:r>
+        <w:rPr>
+          <w:b/>
+          <w:bCs/>
+          <w:lang w:val="de-AT"/>
+        </w:rPr>
+        <w:t>He</w:t>
+      </w:r>
+      <w:r>
+        <w:rPr>
+          <w:b/>
+          <w:bCs/>
+          <w:lang w:val="de-AT"/>
+        </w:rPr>
+        <w:t>ldenlieder</w:t>
+      </w:r>
+    </w:p>
+    <w:p>
+      <w:pPr>
+        <w:pStyle w:val="ListParagraph"/>
+        <w:spacing w:line="240" w:lineRule="auto"/>
+        <w:rPr>
+          <w:b/>
+          <w:bCs/>
+          <w:lang w:val="de-AT"/>
+        </w:rPr>
+      </w:pPr>
+    </w:p>
+    <w:p>
+      <w:pPr>
+        <w:pStyle w:val="ListParagraph"/>
+        <w:numPr>
+          <w:ilvl w:val="0"/>
+          <w:numId w:val="1"/>
+        </w:numPr>
+        <w:spacing w:line="240" w:lineRule="auto"/>
+        <w:rPr>
+          <w:b/>
+          <w:bCs/>
+          <w:lang w:val="de-AT"/>
+        </w:rPr>
+      </w:pPr>
+      <w:r>
+        <w:rPr>
+          <w:b/>
+          <w:bCs/>
+          <w:lang w:val="de-AT"/>
+        </w:rPr>
+        <w:t>Stilmittel</w:t>
+      </w:r>
+    </w:p>
+    <w:p>
+      <w:pPr>
+        <w:pStyle w:val="ListParagraph"/>
+        <w:numPr>
+          <w:ilvl w:val="1"/>
+          <w:numId w:val="1"/>
+        </w:numPr>
+        <w:spacing w:line="240" w:lineRule="auto"/>
+        <w:rPr>
+          <w:lang w:val="de-AT"/>
+        </w:rPr>
+      </w:pPr>
+      <w:r>
+        <w:rPr>
+          <w:lang w:val="de-AT"/>
+        </w:rPr>
+        <w:t>Stabende Langzeile</w:t>
+      </w:r>
+    </w:p>
+    <w:p>
+      <w:pPr>
+        <w:pStyle w:val="ListParagraph"/>
+        <w:numPr>
+          <w:ilvl w:val="1"/>
+          <w:numId w:val="1"/>
+        </w:numPr>
+        <w:spacing w:line="240" w:lineRule="auto"/>
+        <w:rPr>
+          <w:lang w:val="de-AT"/>
+        </w:rPr>
+      </w:pPr>
+      <w:r>
+        <w:rPr>
+          <w:lang w:val="de-AT"/>
+        </w:rPr>
+        <w:t>Stabreime = Altiteration</w:t>
+      </w:r>
+    </w:p>
+    <w:p>
+      <w:pPr>
+        <w:rPr>
+          <w:lang w:val="de-AT"/>
+        </w:rPr>
+      </w:pPr>
+    </w:p>
+    <w:p>
+      <w:pPr>
+        <w:rPr>
+          <w:u w:val="single"/>
+          <w:lang w:val="de-AT"/>
+        </w:rPr>
+      </w:pPr>
+      <w:r>
+        <w:rPr>
+          <w:u w:val="single"/>
+          <w:lang w:val="de-AT"/>
+        </w:rPr>
+        <w:lastRenderedPageBreak/>
+        <w:t>Karolinger:</w:t>
+      </w:r>
+    </w:p>
+    <w:p>
+      <w:pPr>
+        <w:pStyle w:val="ListParagraph"/>
+        <w:numPr>
+          <w:ilvl w:val="0"/>
+          <w:numId w:val="1"/>
+        </w:numPr>
+        <w:rPr>
+          <w:lang w:val="de-AT"/>
+        </w:rPr>
+      </w:pPr>
+      <w:r>
+        <w:rPr>
+          <w:lang w:val="de-AT"/>
+        </w:rPr>
+        <w:t>Karl DER Große: schafft politische Stabilität und Zentralmacht -&gt; günstig für die Entwicklung einer Schrift</w:t>
+      </w:r>
+    </w:p>
+    <w:p>
+      <w:pPr>
+        <w:pStyle w:val="ListParagraph"/>
+        <w:numPr>
+          <w:ilvl w:val="0"/>
+          <w:numId w:val="1"/>
+        </w:numPr>
+        <w:rPr>
+          <w:lang w:val="de-AT"/>
+        </w:rPr>
+      </w:pPr>
+      <w:r>
+        <w:rPr>
+          <w:lang w:val="de-AT"/>
+        </w:rPr>
+        <w:t>3 Strömungen</w:t>
+      </w:r>
+    </w:p>
+    <w:p>
+      <w:pPr>
+        <w:pStyle w:val="ListParagraph"/>
+        <w:numPr>
+          <w:ilvl w:val="0"/>
+          <w:numId w:val="4"/>
+        </w:numPr>
+        <w:rPr>
+          <w:lang w:val="de-AT"/>
+        </w:rPr>
+      </w:pPr>
+      <w:r>
+        <w:rPr>
+          <w:lang w:val="de-AT"/>
+        </w:rPr>
+        <w:t xml:space="preserve">Bewahrung der germanischen Elemente: Förderung einer gemeinsamen Identität (z.B. </w:t>
+      </w:r>
       <w:proofErr w:type="spellStart"/>
       <w:r>
         <w:rPr>
           <w:lang w:val="de-AT"/>
         </w:rPr>
-        <w:t>Germsnische</w:t>
+        <w:t>Hildebrandslied</w:t>
       </w:r>
       <w:proofErr w:type="spellEnd"/>
       <w:r>
         <w:rPr>
           <w:lang w:val="de-AT"/>
         </w:rPr>
-        <w:t xml:space="preserve"> Literatur </w:t>
+        <w:t xml:space="preserve"> um 850)</w:t>
       </w:r>
     </w:p>
     <w:p>
@@ -1472,26 +1676,97 @@
         <w:pStyle w:val="ListParagraph"/>
         <w:numPr>
           <w:ilvl w:val="0"/>
-          <w:numId w:val="1"/>
-        </w:numPr>
-        <w:spacing w:line="240" w:lineRule="auto"/>
-        <w:rPr>
-          <w:lang w:val="de-AT"/>
-        </w:rPr>
-      </w:pPr>
-      <w:r>
-        <w:rPr>
-          <w:b/>
-          <w:bCs/>
-          <w:lang w:val="de-AT"/>
-        </w:rPr>
-        <w:t>Ritualdichtung</w:t>
-      </w:r>
-      <w:r>
-        <w:rPr>
-          <w:lang w:val="de-AT"/>
-        </w:rPr>
-        <w:t xml:space="preserve">: </w:t>
+          <w:numId w:val="4"/>
+        </w:numPr>
+        <w:rPr>
+          <w:lang w:val="de-AT"/>
+        </w:rPr>
+      </w:pPr>
+      <w:r>
+        <w:rPr>
+          <w:lang w:val="de-AT"/>
+        </w:rPr>
+        <w:t xml:space="preserve">Christlicher Auftrag: Literatur zur Vermittlung </w:t>
+      </w:r>
+      <w:r>
+        <w:rPr>
+          <w:lang w:val="de-AT"/>
+        </w:rPr>
+        <w:t>christlicher</w:t>
+      </w:r>
+      <w:r>
+        <w:rPr>
+          <w:lang w:val="de-AT"/>
+        </w:rPr>
+        <w:t xml:space="preserve"> Ideen (z.B. Glossen</w:t>
+      </w:r>
+      <w:r>
+        <w:rPr>
+          <w:lang w:val="de-AT"/>
+        </w:rPr>
+        <w:t>sam</w:t>
+      </w:r>
+      <w:r>
+        <w:rPr>
+          <w:lang w:val="de-AT"/>
+        </w:rPr>
+        <w:t>mlung „Abrogans“ um 790)</w:t>
+      </w:r>
+    </w:p>
+    <w:p>
+      <w:pPr>
+        <w:pStyle w:val="ListParagraph"/>
+        <w:numPr>
+          <w:ilvl w:val="0"/>
+          <w:numId w:val="4"/>
+        </w:numPr>
+        <w:rPr>
+          <w:lang w:val="de-AT"/>
+        </w:rPr>
+      </w:pPr>
+      <w:r>
+        <w:rPr>
+          <w:lang w:val="de-AT"/>
+        </w:rPr>
+        <w:t>Überleben des „</w:t>
+      </w:r>
+      <w:r>
+        <w:rPr>
+          <w:lang w:val="de-AT"/>
+        </w:rPr>
+        <w:t>heidnischen</w:t>
+      </w:r>
+      <w:r>
+        <w:rPr>
+          <w:lang w:val="de-AT"/>
+        </w:rPr>
+        <w:t xml:space="preserve">“ Untergrunds: Überdauern </w:t>
+      </w:r>
+      <w:proofErr w:type="spellStart"/>
+      <w:r>
+        <w:rPr>
+          <w:lang w:val="de-AT"/>
+        </w:rPr>
+        <w:t>germanscher</w:t>
+      </w:r>
+      <w:proofErr w:type="spellEnd"/>
+      <w:r>
+        <w:rPr>
+          <w:lang w:val="de-AT"/>
+        </w:rPr>
+        <w:t xml:space="preserve"> </w:t>
+      </w:r>
+      <w:r>
+        <w:rPr>
+          <w:lang w:val="de-AT"/>
+        </w:rPr>
+        <w:t>Kultelementen</w:t>
+      </w:r>
+      <w:r>
+        <w:rPr>
+          <w:lang w:val="de-AT"/>
+        </w:rPr>
+        <w:t xml:space="preserve"> in mündlicher Form (z.B. Merseburger </w:t>
       </w:r>
       <w:r>
         <w:rPr>
@@ -1503,13 +1778,22 @@
         <w:rPr>
           <w:lang w:val="de-AT"/>
         </w:rPr>
-        <w:t xml:space="preserve"> und </w:t>
-      </w:r>
-      <w:r>
-        <w:rPr>
-          <w:lang w:val="de-AT"/>
-        </w:rPr>
-        <w:t>Eidesformeln</w:t>
+        <w:t xml:space="preserve"> im 8. Jhd.)</w:t>
+      </w:r>
+    </w:p>
+    <w:p>
+      <w:pPr>
+        <w:rPr>
+          <w:u w:val="single"/>
+          <w:lang w:val="de-AT"/>
+        </w:rPr>
+      </w:pPr>
+      <w:r>
+        <w:rPr>
+          <w:u w:val="single"/>
+          <w:lang w:val="de-AT"/>
+        </w:rPr>
+        <w:t>„150 Jahre Schweigen“</w:t>
       </w:r>
     </w:p>
     <w:p>
@@ -1519,30 +1803,15 @@
           <w:ilvl w:val="0"/>
           <w:numId w:val="1"/>
         </w:numPr>
-        <w:spacing w:line="240" w:lineRule="auto"/>
-        <w:rPr>
-          <w:lang w:val="de-AT"/>
-        </w:rPr>
-      </w:pPr>
-      <w:r>
-        <w:rPr>
-          <w:b/>
-          <w:bCs/>
-          <w:lang w:val="de-AT"/>
-        </w:rPr>
-        <w:t>Mythen</w:t>
-      </w:r>
-      <w:r>
-        <w:rPr>
-          <w:lang w:val="de-AT"/>
-        </w:rPr>
-        <w:t xml:space="preserve"> und </w:t>
-      </w:r>
-      <w:r>
-        <w:rPr>
-          <w:lang w:val="de-AT"/>
-        </w:rPr>
-        <w:t>Märchen</w:t>
+        <w:rPr>
+          <w:lang w:val="de-AT"/>
+        </w:rPr>
+      </w:pPr>
+      <w:r>
+        <w:rPr>
+          <w:lang w:val="de-AT"/>
+        </w:rPr>
+        <w:t>Ludwig der Fromme: verbietet das Verfassen deutschsprachiger Teste (815)</w:t>
       </w:r>
     </w:p>
     <w:p>
@@ -1552,40 +1821,40 @@
           <w:ilvl w:val="0"/>
           <w:numId w:val="1"/>
         </w:numPr>
-        <w:spacing w:line="240" w:lineRule="auto"/>
-        <w:rPr>
-          <w:b/>
-          <w:bCs/>
-          <w:lang w:val="de-AT"/>
-        </w:rPr>
-      </w:pPr>
-      <w:r>
-        <w:rPr>
-          <w:b/>
-          <w:bCs/>
-          <w:lang w:val="de-AT"/>
-        </w:rPr>
-        <w:t>He</w:t>
-      </w:r>
-      <w:r>
-        <w:rPr>
-          <w:b/>
-          <w:bCs/>
-          <w:lang w:val="de-AT"/>
-        </w:rPr>
-        <w:t>ldenlieder</w:t>
-      </w:r>
-    </w:p>
-    <w:p>
-      <w:pPr>
-        <w:pStyle w:val="ListParagraph"/>
-        <w:spacing w:line="240" w:lineRule="auto"/>
-        <w:rPr>
-          <w:b/>
-          <w:bCs/>
-          <w:lang w:val="de-AT"/>
-        </w:rPr>
-      </w:pPr>
+        <w:rPr>
+          <w:lang w:val="de-AT"/>
+        </w:rPr>
+      </w:pPr>
+      <w:r>
+        <w:rPr>
+          <w:lang w:val="de-AT"/>
+        </w:rPr>
+        <w:t xml:space="preserve">Ca. 900-1050: nur mehr </w:t>
+      </w:r>
+      <w:r>
+        <w:rPr>
+          <w:lang w:val="de-AT"/>
+        </w:rPr>
+        <w:t>lateinische</w:t>
+      </w:r>
+      <w:r>
+        <w:rPr>
+          <w:lang w:val="de-AT"/>
+        </w:rPr>
+        <w:t xml:space="preserve"> Te</w:t>
+      </w:r>
+      <w:r>
+        <w:rPr>
+          <w:lang w:val="de-AT"/>
+        </w:rPr>
+        <w:t>x</w:t>
+      </w:r>
+      <w:r>
+        <w:rPr>
+          <w:lang w:val="de-AT"/>
+        </w:rPr>
+        <w:t>te!</w:t>
+      </w:r>
     </w:p>
     <w:p>
       <w:pPr>
@@ -1594,73 +1863,163 @@
           <w:ilvl w:val="0"/>
           <w:numId w:val="1"/>
         </w:numPr>
-        <w:spacing w:line="240" w:lineRule="auto"/>
-        <w:rPr>
-          <w:b/>
-          <w:bCs/>
-          <w:lang w:val="de-AT"/>
-        </w:rPr>
-      </w:pPr>
-      <w:r>
-        <w:rPr>
-          <w:b/>
-          <w:bCs/>
-          <w:lang w:val="de-AT"/>
-        </w:rPr>
-        <w:t>Stilmittel</w:t>
-      </w:r>
-    </w:p>
-    <w:p>
-      <w:pPr>
-        <w:pStyle w:val="ListParagraph"/>
-        <w:numPr>
-          <w:ilvl w:val="1"/>
-          <w:numId w:val="1"/>
-        </w:numPr>
-        <w:spacing w:line="240" w:lineRule="auto"/>
-        <w:rPr>
-          <w:lang w:val="de-AT"/>
-        </w:rPr>
-      </w:pPr>
-      <w:r>
-        <w:rPr>
-          <w:lang w:val="de-AT"/>
-        </w:rPr>
-        <w:t>Stabende Langzeile</w:t>
-      </w:r>
-    </w:p>
-    <w:p>
-      <w:pPr>
-        <w:pStyle w:val="ListParagraph"/>
-        <w:numPr>
-          <w:ilvl w:val="1"/>
-          <w:numId w:val="1"/>
-        </w:numPr>
-        <w:spacing w:line="240" w:lineRule="auto"/>
-        <w:rPr>
-          <w:lang w:val="de-AT"/>
-        </w:rPr>
-      </w:pPr>
-      <w:r>
-        <w:rPr>
-          <w:lang w:val="de-AT"/>
-        </w:rPr>
-        <w:t>Stabreime = Altiteration</w:t>
-      </w:r>
-    </w:p>
-    <w:p>
-      <w:pPr>
-        <w:rPr>
-          <w:lang w:val="de-AT"/>
-        </w:rPr>
-      </w:pPr>
-    </w:p>
-    <w:p>
-      <w:pPr>
-        <w:rPr>
-          <w:lang w:val="de-AT"/>
-        </w:rPr>
-      </w:pPr>
+        <w:rPr>
+          <w:lang w:val="de-AT"/>
+        </w:rPr>
+      </w:pPr>
+      <w:r>
+        <w:rPr>
+          <w:lang w:val="de-AT"/>
+        </w:rPr>
+        <w:t xml:space="preserve">Ab 1060: </w:t>
+      </w:r>
+      <w:r>
+        <w:rPr>
+          <w:lang w:val="de-AT"/>
+        </w:rPr>
+        <w:t>kontinuierliche</w:t>
+      </w:r>
+      <w:r>
+        <w:rPr>
+          <w:lang w:val="de-AT"/>
+        </w:rPr>
+        <w:t xml:space="preserve"> deutschsprachige Literatur (Legenden, Predigten und Rolandslied)</w:t>
+      </w:r>
+    </w:p>
+    <w:p>
+      <w:pPr>
+        <w:rPr>
+          <w:u w:val="single"/>
+          <w:lang w:val="de-AT"/>
+        </w:rPr>
+      </w:pPr>
+      <w:r>
+        <w:rPr>
+          <w:lang w:val="de-AT"/>
+        </w:rPr>
+        <w:drawing>
+          <wp:anchor distT="0" distB="0" distL="114300" distR="114300" simplePos="0" relativeHeight="251658240" behindDoc="0" locked="0" layoutInCell="1" allowOverlap="1" wp14:anchorId="7EE1EB06" wp14:editId="24AECD8F">
+            <wp:simplePos x="0" y="0"/>
+            <wp:positionH relativeFrom="column">
+              <wp:posOffset>4164330</wp:posOffset>
+            </wp:positionH>
+            <wp:positionV relativeFrom="paragraph">
+              <wp:posOffset>4494</wp:posOffset>
+            </wp:positionV>
+            <wp:extent cx="2160000" cy="3124800"/>
+            <wp:effectExtent l="0" t="0" r="0" b="0"/>
+            <wp:wrapNone/>
+            <wp:docPr id="1115210693" name="Picture 1"/>
+            <wp:cNvGraphicFramePr>
+              <a:graphicFrameLocks xmlns:a="http://schemas.openxmlformats.org/drawingml/2006/main" noChangeAspect="1"/>
+            </wp:cNvGraphicFramePr>
+            <a:graphic xmlns:a="http://schemas.openxmlformats.org/drawingml/2006/main">
+              <a:graphicData uri="http://schemas.openxmlformats.org/drawingml/2006/picture">
+                <pic:pic xmlns:pic="http://schemas.openxmlformats.org/drawingml/2006/picture">
+                  <pic:nvPicPr>
+                    <pic:cNvPr id="1115210693" name=""/>
+                    <pic:cNvPicPr/>
+                  </pic:nvPicPr>
+                  <pic:blipFill>
+                    <a:blip r:embed="rId6">
+                      <a:extLst>
+                        <a:ext uri="{28A0092B-C50C-407E-A947-70E740481C1C}">
+                          <a14:useLocalDpi xmlns:a14="http://schemas.microsoft.com/office/drawing/2010/main" val="0"/>
+                        </a:ext>
+                      </a:extLst>
+                    </a:blip>
+                    <a:stretch>
+                      <a:fillRect/>
+                    </a:stretch>
+                  </pic:blipFill>
+                  <pic:spPr>
+                    <a:xfrm>
+                      <a:off x="0" y="0"/>
+                      <a:ext cx="2160000" cy="3124800"/>
+                    </a:xfrm>
+                    <a:prstGeom prst="rect">
+                      <a:avLst/>
+                    </a:prstGeom>
+                  </pic:spPr>
+                </pic:pic>
+              </a:graphicData>
+            </a:graphic>
+            <wp14:sizeRelH relativeFrom="margin">
+              <wp14:pctWidth>0</wp14:pctWidth>
+            </wp14:sizeRelH>
+            <wp14:sizeRelV relativeFrom="margin">
+              <wp14:pctHeight>0</wp14:pctHeight>
+            </wp14:sizeRelV>
+          </wp:anchor>
+        </w:drawing>
+      </w:r>
+      <w:r>
+        <w:rPr>
+          <w:u w:val="single"/>
+          <w:lang w:val="de-AT"/>
+        </w:rPr>
+        <w:t>Hildebrands Lied</w:t>
+      </w:r>
+    </w:p>
+    <w:p>
+      <w:pPr>
+        <w:pStyle w:val="ListParagraph"/>
+        <w:numPr>
+          <w:ilvl w:val="0"/>
+          <w:numId w:val="1"/>
+        </w:numPr>
+        <w:rPr>
+          <w:lang w:val="de-AT"/>
+        </w:rPr>
+      </w:pPr>
+      <w:r>
+        <w:rPr>
+          <w:lang w:val="de-AT"/>
+        </w:rPr>
+        <w:t xml:space="preserve">Um 850 im Kloster Fulda </w:t>
+      </w:r>
+      <w:r>
+        <w:rPr>
+          <w:lang w:val="de-AT"/>
+        </w:rPr>
+        <w:t>entstanden</w:t>
+      </w:r>
+    </w:p>
+    <w:p>
+      <w:pPr>
+        <w:pStyle w:val="ListParagraph"/>
+        <w:numPr>
+          <w:ilvl w:val="0"/>
+          <w:numId w:val="1"/>
+        </w:numPr>
+        <w:rPr>
+          <w:lang w:val="de-AT"/>
+        </w:rPr>
+      </w:pPr>
+      <w:r>
+        <w:rPr>
+          <w:lang w:val="de-AT"/>
+        </w:rPr>
+        <w:t>68 Verse – Textlücken – kurz vor dem Ende abbrechend</w:t>
+      </w:r>
+    </w:p>
+    <w:p>
+      <w:pPr>
+        <w:pStyle w:val="ListParagraph"/>
+        <w:numPr>
+          <w:ilvl w:val="0"/>
+          <w:numId w:val="1"/>
+        </w:numPr>
+        <w:rPr>
+          <w:lang w:val="de-AT"/>
+        </w:rPr>
+      </w:pPr>
+      <w:r>
+        <w:rPr>
+          <w:lang w:val="de-AT"/>
+        </w:rPr>
+        <w:t>Germanische Heldendichtung in deutscher Sprache</w:t>
+      </w:r>
     </w:p>
     <w:p>
       <w:pPr>
@@ -1682,6 +2041,95 @@
 <file path=word/numbering.xml><?xml version="1.0" encoding="utf-8"?>
 <w:numbering xmlns:wpc="http://schemas.microsoft.com/office/word/2010/wordprocessingCanvas" xmlns:cx="http://schemas.microsoft.com/office/drawing/2014/chartex" xmlns:cx1="http://schemas.microsoft.com/office/drawing/2015/9/8/chartex" xmlns:cx2="http://schemas.microsoft.com/office/drawing/2015/10/21/chartex" xmlns:cx3="http://schemas.microsoft.com/office/drawing/2016/5/9/chartex" xmlns:cx4="http://schemas.microsoft.com/office/drawing/2016/5/10/chartex" xmlns:cx5="http://schemas.microsoft.com/office/drawing/2016/5/11/chartex" xmlns:cx6="http://schemas.microsoft.com/office/drawing/2016/5/12/chartex" xmlns:cx7="http://schemas.microsoft.com/office/drawing/2016/5/13/chartex" xmlns:cx8="http://schemas.microsoft.com/office/drawing/2016/5/14/chartex" xmlns:mc="http://schemas.openxmlformats.org/markup-compatibility/2006" xmlns:aink="http://schemas.microsoft.com/office/drawing/2016/ink" xmlns:am3d="http://schemas.microsoft.com/office/drawing/2017/model3d" xmlns:o="urn:schemas-microsoft-com:office:office" xmlns:oel="http://schemas.microsoft.com/office/2019/extlst" xmlns:r="http://schemas.openxmlformats.org/officeDocument/2006/relationships" xmlns:m="http://schemas.openxmlformats.org/officeDocument/2006/math" xmlns:v="urn:schemas-microsoft-com:vml" xmlns:wp14="http://schemas.microsoft.com/office/word/2010/wordprocessingDrawing" xmlns:wp="http://schemas.openxmlformats.org/drawingml/2006/wordprocessingDrawing" xmlns:w10="urn:schemas-microsoft-com:office:word" xmlns:w="http://schemas.openxmlformats.org/wordprocessingml/2006/main" xmlns:w14="http://schemas.microsoft.com/office/word/2010/wordml" xmlns:w15="http://schemas.microsoft.com/office/word/2012/wordml" xmlns:w16cex="http://schemas.microsoft.com/office/word/2018/wordml/cex" xmlns:w16cid="http://schemas.microsoft.com/office/word/2016/wordml/cid" xmlns:w16="http://schemas.microsoft.com/office/word/2018/wordml" xmlns:w16du="http://schemas.microsoft.com/office/word/2023/wordml/word16du" xmlns:w16sdtdh="http://schemas.microsoft.com/office/word/2020/wordml/sdtdatahash" xmlns:w16sdtfl="http://schemas.microsoft.com/office/word/2024/wordml/sdtformatlock" xmlns:w16se="http://schemas.microsoft.com/office/word/2015/wordml/symex" xmlns:wpg="http://schemas.microsoft.com/office/word/2010/wordprocessingGroup" xmlns:wpi="http://schemas.microsoft.com/office/word/2010/wordprocessingInk" xmlns:wne="http://schemas.microsoft.com/office/word/2006/wordml" xmlns:wps="http://schemas.microsoft.com/office/word/2010/wordprocessingShape" mc:Ignorable="w14 w15 w16se w16cid w16 w16cex w16sdtdh w16sdtfl w16du wp14">
   <w:abstractNum w:abstractNumId="0" w15:restartNumberingAfterBreak="0">
+    <w:nsid w:val="20936250"/>
+    <w:multiLevelType w:val="hybridMultilevel"/>
+    <w:tmpl w:val="71CAB280"/>
+    <w:lvl w:ilvl="0" w:tplc="A4586C62">
+      <w:start w:val="1"/>
+      <w:numFmt w:val="decimal"/>
+      <w:lvlText w:val="%1."/>
+      <w:lvlJc w:val="left"/>
+      <w:pPr>
+        <w:ind w:left="1080" w:hanging="360"/>
+      </w:pPr>
+      <w:rPr>
+        <w:rFonts w:hint="default"/>
+      </w:rPr>
+    </w:lvl>
+    <w:lvl w:ilvl="1" w:tplc="0C000019" w:tentative="1">
+      <w:start w:val="1"/>
+      <w:numFmt w:val="lowerLetter"/>
+      <w:lvlText w:val="%2."/>
+      <w:lvlJc w:val="left"/>
+      <w:pPr>
+        <w:ind w:left="1800" w:hanging="360"/>
+      </w:pPr>
+    </w:lvl>
+    <w:lvl w:ilvl="2" w:tplc="0C00001B" w:tentative="1">
+      <w:start w:val="1"/>
+      <w:numFmt w:val="lowerRoman"/>
+      <w:lvlText w:val="%3."/>
+      <w:lvlJc w:val="right"/>
+      <w:pPr>
+        <w:ind w:left="2520" w:hanging="180"/>
+      </w:pPr>
+    </w:lvl>
+    <w:lvl w:ilvl="3" w:tplc="0C00000F" w:tentative="1">
+      <w:start w:val="1"/>
+      <w:numFmt w:val="decimal"/>
+      <w:lvlText w:val="%4."/>
+      <w:lvlJc w:val="left"/>
+      <w:pPr>
+        <w:ind w:left="3240" w:hanging="360"/>
+      </w:pPr>
+    </w:lvl>
+    <w:lvl w:ilvl="4" w:tplc="0C000019" w:tentative="1">
+      <w:start w:val="1"/>
+      <w:numFmt w:val="lowerLetter"/>
+      <w:lvlText w:val="%5."/>
+      <w:lvlJc w:val="left"/>
+      <w:pPr>
+        <w:ind w:left="3960" w:hanging="360"/>
+      </w:pPr>
+    </w:lvl>
+    <w:lvl w:ilvl="5" w:tplc="0C00001B" w:tentative="1">
+      <w:start w:val="1"/>
+      <w:numFmt w:val="lowerRoman"/>
+      <w:lvlText w:val="%6."/>
+      <w:lvlJc w:val="right"/>
+      <w:pPr>
+        <w:ind w:left="4680" w:hanging="180"/>
+      </w:pPr>
+    </w:lvl>
+    <w:lvl w:ilvl="6" w:tplc="0C00000F" w:tentative="1">
+      <w:start w:val="1"/>
+      <w:numFmt w:val="decimal"/>
+      <w:lvlText w:val="%7."/>
+      <w:lvlJc w:val="left"/>
+      <w:pPr>
+        <w:ind w:left="5400" w:hanging="360"/>
+      </w:pPr>
+    </w:lvl>
+    <w:lvl w:ilvl="7" w:tplc="0C000019" w:tentative="1">
+      <w:start w:val="1"/>
+      <w:numFmt w:val="lowerLetter"/>
+      <w:lvlText w:val="%8."/>
+      <w:lvlJc w:val="left"/>
+      <w:pPr>
+        <w:ind w:left="6120" w:hanging="360"/>
+      </w:pPr>
+    </w:lvl>
+    <w:lvl w:ilvl="8" w:tplc="0C00001B" w:tentative="1">
+      <w:start w:val="1"/>
+      <w:numFmt w:val="lowerRoman"/>
+      <w:lvlText w:val="%9."/>
+      <w:lvlJc w:val="right"/>
+      <w:pPr>
+        <w:ind w:left="6840" w:hanging="180"/>
+      </w:pPr>
+    </w:lvl>
+  </w:abstractNum>
+  <w:abstractNum w:abstractNumId="1" w15:restartNumberingAfterBreak="0">
     <w:nsid w:val="4D72425E"/>
     <w:multiLevelType w:val="hybridMultilevel"/>
     <w:tmpl w:val="0094742C"/>
@@ -1793,8 +2241,195 @@
       </w:rPr>
     </w:lvl>
   </w:abstractNum>
+  <w:abstractNum w:abstractNumId="2" w15:restartNumberingAfterBreak="0">
+    <w:nsid w:val="6E1D0DF0"/>
+    <w:multiLevelType w:val="hybridMultilevel"/>
+    <w:tmpl w:val="66CC303A"/>
+    <w:lvl w:ilvl="0" w:tplc="CA9676C8">
+      <w:start w:val="1"/>
+      <w:numFmt w:val="decimal"/>
+      <w:lvlText w:val="%1."/>
+      <w:lvlJc w:val="left"/>
+      <w:pPr>
+        <w:ind w:left="1800" w:hanging="360"/>
+      </w:pPr>
+      <w:rPr>
+        <w:rFonts w:hint="default"/>
+      </w:rPr>
+    </w:lvl>
+    <w:lvl w:ilvl="1" w:tplc="0C000019" w:tentative="1">
+      <w:start w:val="1"/>
+      <w:numFmt w:val="lowerLetter"/>
+      <w:lvlText w:val="%2."/>
+      <w:lvlJc w:val="left"/>
+      <w:pPr>
+        <w:ind w:left="2520" w:hanging="360"/>
+      </w:pPr>
+    </w:lvl>
+    <w:lvl w:ilvl="2" w:tplc="0C00001B" w:tentative="1">
+      <w:start w:val="1"/>
+      <w:numFmt w:val="lowerRoman"/>
+      <w:lvlText w:val="%3."/>
+      <w:lvlJc w:val="right"/>
+      <w:pPr>
+        <w:ind w:left="3240" w:hanging="180"/>
+      </w:pPr>
+    </w:lvl>
+    <w:lvl w:ilvl="3" w:tplc="0C00000F" w:tentative="1">
+      <w:start w:val="1"/>
+      <w:numFmt w:val="decimal"/>
+      <w:lvlText w:val="%4."/>
+      <w:lvlJc w:val="left"/>
+      <w:pPr>
+        <w:ind w:left="3960" w:hanging="360"/>
+      </w:pPr>
+    </w:lvl>
+    <w:lvl w:ilvl="4" w:tplc="0C000019" w:tentative="1">
+      <w:start w:val="1"/>
+      <w:numFmt w:val="lowerLetter"/>
+      <w:lvlText w:val="%5."/>
+      <w:lvlJc w:val="left"/>
+      <w:pPr>
+        <w:ind w:left="4680" w:hanging="360"/>
+      </w:pPr>
+    </w:lvl>
+    <w:lvl w:ilvl="5" w:tplc="0C00001B" w:tentative="1">
+      <w:start w:val="1"/>
+      <w:numFmt w:val="lowerRoman"/>
+      <w:lvlText w:val="%6."/>
+      <w:lvlJc w:val="right"/>
+      <w:pPr>
+        <w:ind w:left="5400" w:hanging="180"/>
+      </w:pPr>
+    </w:lvl>
+    <w:lvl w:ilvl="6" w:tplc="0C00000F" w:tentative="1">
+      <w:start w:val="1"/>
+      <w:numFmt w:val="decimal"/>
+      <w:lvlText w:val="%7."/>
+      <w:lvlJc w:val="left"/>
+      <w:pPr>
+        <w:ind w:left="6120" w:hanging="360"/>
+      </w:pPr>
+    </w:lvl>
+    <w:lvl w:ilvl="7" w:tplc="0C000019" w:tentative="1">
+      <w:start w:val="1"/>
+      <w:numFmt w:val="lowerLetter"/>
+      <w:lvlText w:val="%8."/>
+      <w:lvlJc w:val="left"/>
+      <w:pPr>
+        <w:ind w:left="6840" w:hanging="360"/>
+      </w:pPr>
+    </w:lvl>
+    <w:lvl w:ilvl="8" w:tplc="0C00001B" w:tentative="1">
+      <w:start w:val="1"/>
+      <w:numFmt w:val="lowerRoman"/>
+      <w:lvlText w:val="%9."/>
+      <w:lvlJc w:val="right"/>
+      <w:pPr>
+        <w:ind w:left="7560" w:hanging="180"/>
+      </w:pPr>
+    </w:lvl>
+  </w:abstractNum>
+  <w:abstractNum w:abstractNumId="3" w15:restartNumberingAfterBreak="0">
+    <w:nsid w:val="7FEE23EE"/>
+    <w:multiLevelType w:val="hybridMultilevel"/>
+    <w:tmpl w:val="BDB8C632"/>
+    <w:lvl w:ilvl="0" w:tplc="12B62F38">
+      <w:start w:val="1"/>
+      <w:numFmt w:val="decimal"/>
+      <w:lvlText w:val="%1."/>
+      <w:lvlJc w:val="left"/>
+      <w:pPr>
+        <w:ind w:left="1080" w:hanging="360"/>
+      </w:pPr>
+      <w:rPr>
+        <w:rFonts w:hint="default"/>
+      </w:rPr>
+    </w:lvl>
+    <w:lvl w:ilvl="1" w:tplc="0C000019" w:tentative="1">
+      <w:start w:val="1"/>
+      <w:numFmt w:val="lowerLetter"/>
+      <w:lvlText w:val="%2."/>
+      <w:lvlJc w:val="left"/>
+      <w:pPr>
+        <w:ind w:left="1800" w:hanging="360"/>
+      </w:pPr>
+    </w:lvl>
+    <w:lvl w:ilvl="2" w:tplc="0C00001B" w:tentative="1">
+      <w:start w:val="1"/>
+      <w:numFmt w:val="lowerRoman"/>
+      <w:lvlText w:val="%3."/>
+      <w:lvlJc w:val="right"/>
+      <w:pPr>
+        <w:ind w:left="2520" w:hanging="180"/>
+      </w:pPr>
+    </w:lvl>
+    <w:lvl w:ilvl="3" w:tplc="0C00000F" w:tentative="1">
+      <w:start w:val="1"/>
+      <w:numFmt w:val="decimal"/>
+      <w:lvlText w:val="%4."/>
+      <w:lvlJc w:val="left"/>
+      <w:pPr>
+        <w:ind w:left="3240" w:hanging="360"/>
+      </w:pPr>
+    </w:lvl>
+    <w:lvl w:ilvl="4" w:tplc="0C000019" w:tentative="1">
+      <w:start w:val="1"/>
+      <w:numFmt w:val="lowerLetter"/>
+      <w:lvlText w:val="%5."/>
+      <w:lvlJc w:val="left"/>
+      <w:pPr>
+        <w:ind w:left="3960" w:hanging="360"/>
+      </w:pPr>
+    </w:lvl>
+    <w:lvl w:ilvl="5" w:tplc="0C00001B" w:tentative="1">
+      <w:start w:val="1"/>
+      <w:numFmt w:val="lowerRoman"/>
+      <w:lvlText w:val="%6."/>
+      <w:lvlJc w:val="right"/>
+      <w:pPr>
+        <w:ind w:left="4680" w:hanging="180"/>
+      </w:pPr>
+    </w:lvl>
+    <w:lvl w:ilvl="6" w:tplc="0C00000F" w:tentative="1">
+      <w:start w:val="1"/>
+      <w:numFmt w:val="decimal"/>
+      <w:lvlText w:val="%7."/>
+      <w:lvlJc w:val="left"/>
+      <w:pPr>
+        <w:ind w:left="5400" w:hanging="360"/>
+      </w:pPr>
+    </w:lvl>
+    <w:lvl w:ilvl="7" w:tplc="0C000019" w:tentative="1">
+      <w:start w:val="1"/>
+      <w:numFmt w:val="lowerLetter"/>
+      <w:lvlText w:val="%8."/>
+      <w:lvlJc w:val="left"/>
+      <w:pPr>
+        <w:ind w:left="6120" w:hanging="360"/>
+      </w:pPr>
+    </w:lvl>
+    <w:lvl w:ilvl="8" w:tplc="0C00001B" w:tentative="1">
+      <w:start w:val="1"/>
+      <w:numFmt w:val="lowerRoman"/>
+      <w:lvlText w:val="%9."/>
+      <w:lvlJc w:val="right"/>
+      <w:pPr>
+        <w:ind w:left="6840" w:hanging="180"/>
+      </w:pPr>
+    </w:lvl>
+  </w:abstractNum>
   <w:num w:numId="1" w16cid:durableId="2063749575">
+    <w:abstractNumId w:val="1"/>
+  </w:num>
+  <w:num w:numId="2" w16cid:durableId="803276196">
+    <w:abstractNumId w:val="3"/>
+  </w:num>
+  <w:num w:numId="3" w16cid:durableId="1415543247">
     <w:abstractNumId w:val="0"/>
+  </w:num>
+  <w:num w:numId="4" w16cid:durableId="81490517">
+    <w:abstractNumId w:val="2"/>
   </w:num>
 </w:numbering>
 </file>
